--- a/fixtures/notes-continued-note-last-control.docx
+++ b/fixtures/notes-continued-note-last-control.docx
@@ -630,6 +630,16 @@
       <w:r>
         <w:rPr/>
         <w:t xml:space="preserve">ShortNoteB001 Spruce note line.</w:t>
+      </w:r>
+    </w:p>
+    <w:p>
+      <w:pPr>
+        <w:widowControl w:val="0"/>
+        <w:spacing w:before="0" w:after="0" w:line="360" w:lineRule="exact"/>
+      </w:pPr>
+      <w:r>
+        <w:rPr/>
+        <w:t xml:space="preserve">ShortNoteB002 Spruce note line.</w:t>
       </w:r>
     </w:p>
   </w:footnote>

--- a/fixtures/notes-continued-note-last-control.docx
+++ b/fixtures/notes-continued-note-last-control.docx
@@ -209,7 +209,7 @@
       </w:pPr>
       <w:r>
         <w:rPr/>
-        <w:t xml:space="preserve">SplitCiteA Spruce register cites the long note. </w:t>
+        <w:t xml:space="preserve">SplitCite Spruce register cites the long note</w:t>
       </w:r>
       <w:r>
         <w:rPr>
@@ -217,15 +217,9 @@
         </w:rPr>
         <w:footnoteReference w:id="1"/>
       </w:r>
-    </w:p>
-    <w:p>
-      <w:pPr>
-        <w:widowControl w:val="0"/>
-        <w:spacing w:before="0" w:after="0" w:line="360" w:lineRule="exact"/>
-      </w:pPr>
-      <w:r>
-        <w:rPr/>
-        <w:t xml:space="preserve">SplitCiteB Spruce register cites the short note. </w:t>
+      <w:r>
+        <w:rPr/>
+        <w:t xml:space="preserve"> and the short note.</w:t>
       </w:r>
       <w:r>
         <w:rPr>
@@ -630,6 +624,16 @@
       <w:r>
         <w:rPr/>
         <w:t xml:space="preserve">ShortNoteB001 Spruce note line.</w:t>
+      </w:r>
+    </w:p>
+    <w:p>
+      <w:pPr>
+        <w:widowControl w:val="0"/>
+        <w:spacing w:before="0" w:after="0" w:line="360" w:lineRule="exact"/>
+      </w:pPr>
+      <w:r>
+        <w:rPr/>
+        <w:t xml:space="preserve">ShortNoteB002 Spruce note line.</w:t>
       </w:r>
     </w:p>
   </w:footnote>
